--- a/examples/transf/doc/41-smoothing-frequency.docx
+++ b/examples/transf/doc/41-smoothing-frequency.docx
@@ -584,6 +584,111 @@
         <w:rPr>
           <w:rStyle w:val="NormalTok"/>
         </w:rPr>
+        <w:t xml:space="preserve">bins </w:t>
+      </w:r>
+      <w:r>
+        <w:rPr>
+          <w:rStyle w:val="OtherTok"/>
+        </w:rPr>
+        <w:t xml:space="preserve">&lt;-</w:t>
+      </w:r>
+      <w:r>
+        <w:rPr>
+          <w:rStyle w:val="NormalTok"/>
+        </w:rPr>
+        <w:t xml:space="preserve"> </w:t>
+      </w:r>
+      <w:r>
+        <w:rPr>
+          <w:rStyle w:val="FunctionTok"/>
+        </w:rPr>
+        <w:t xml:space="preserve">cut</w:t>
+      </w:r>
+      <w:r>
+        <w:rPr>
+          <w:rStyle w:val="NormalTok"/>
+        </w:rPr>
+        <w:t xml:space="preserve">(iris</w:t>
+      </w:r>
+      <w:r>
+        <w:rPr>
+          <w:rStyle w:val="SpecialCharTok"/>
+        </w:rPr>
+        <w:t xml:space="preserve">$</w:t>
+      </w:r>
+      <w:r>
+        <w:rPr>
+          <w:rStyle w:val="NormalTok"/>
+        </w:rPr>
+        <w:t xml:space="preserve">Sepal.Length, </w:t>
+      </w:r>
+      <w:r>
+        <w:rPr>
+          <w:rStyle w:val="FunctionTok"/>
+        </w:rPr>
+        <w:t xml:space="preserve">unique</w:t>
+      </w:r>
+      <w:r>
+        <w:rPr>
+          <w:rStyle w:val="NormalTok"/>
+        </w:rPr>
+        <w:t xml:space="preserve">(obj</w:t>
+      </w:r>
+      <w:r>
+        <w:rPr>
+          <w:rStyle w:val="SpecialCharTok"/>
+        </w:rPr>
+        <w:t xml:space="preserve">$</w:t>
+      </w:r>
+      <w:r>
+        <w:rPr>
+          <w:rStyle w:val="NormalTok"/>
+        </w:rPr>
+        <w:t xml:space="preserve">interval.adj), </w:t>
+      </w:r>
+      <w:r>
+        <w:rPr>
+          <w:rStyle w:val="ConstantTok"/>
+        </w:rPr>
+        <w:t xml:space="preserve">FALSE</w:t>
+      </w:r>
+      <w:r>
+        <w:rPr>
+          <w:rStyle w:val="NormalTok"/>
+        </w:rPr>
+        <w:t xml:space="preserve">, </w:t>
+      </w:r>
+      <w:r>
+        <w:rPr>
+          <w:rStyle w:val="AttributeTok"/>
+        </w:rPr>
+        <w:t xml:space="preserve">include.lowest =</w:t>
+      </w:r>
+      <w:r>
+        <w:rPr>
+          <w:rStyle w:val="NormalTok"/>
+        </w:rPr>
+        <w:t xml:space="preserve"> </w:t>
+      </w:r>
+      <w:r>
+        <w:rPr>
+          <w:rStyle w:val="ConstantTok"/>
+        </w:rPr>
+        <w:t xml:space="preserve">TRUE</w:t>
+      </w:r>
+      <w:r>
+        <w:rPr>
+          <w:rStyle w:val="NormalTok"/>
+        </w:rPr>
+        <w:t xml:space="preserve">)</w:t>
+      </w:r>
+      <w:r>
+        <w:br/>
+      </w:r>
+      <w:r>
+        <w:rPr>
+          <w:rStyle w:val="NormalTok"/>
+        </w:rPr>
         <w:t xml:space="preserve">entro </w:t>
       </w:r>
       <w:r>
@@ -608,31 +713,7 @@
         <w:rPr>
           <w:rStyle w:val="NormalTok"/>
         </w:rPr>
-        <w:t xml:space="preserve">(obj, </w:t>
-      </w:r>
-      <w:r>
-        <w:rPr>
-          <w:rStyle w:val="FunctionTok"/>
-        </w:rPr>
-        <w:t xml:space="preserve">as.factor</w:t>
-      </w:r>
-      <w:r>
-        <w:rPr>
-          <w:rStyle w:val="NormalTok"/>
-        </w:rPr>
-        <w:t xml:space="preserve">(</w:t>
-      </w:r>
-      <w:r>
-        <w:rPr>
-          <w:rStyle w:val="FunctionTok"/>
-        </w:rPr>
-        <w:t xml:space="preserve">names</w:t>
-      </w:r>
-      <w:r>
-        <w:rPr>
-          <w:rStyle w:val="NormalTok"/>
-        </w:rPr>
-        <w:t xml:space="preserve">(sl.bi)), iris</w:t>
+        <w:t xml:space="preserve">(obj, bins, iris</w:t>
       </w:r>
       <w:r>
         <w:rPr>

--- a/examples/transf/doc/41-smoothing-frequency.docx
+++ b/examples/transf/doc/41-smoothing-frequency.docx
@@ -1094,7 +1094,7 @@
         <w:rPr>
           <w:rStyle w:val="VerbatimChar"/>
         </w:rPr>
-        <w:t xml:space="preserve">## 4.69090909090909 5.04736842105263 5.38888888888889  5.7047619047619             6.02            6.315             6.65 </w:t>
+        <w:t xml:space="preserve">## 4.69090909090909 5.04736842105263 5.38888888888889  5.7047619047619             6.02            6.315             6.65 7.31176470588235 </w:t>
       </w:r>
       <w:r>
         <w:br/>
@@ -1103,25 +1103,7 @@
         <w:rPr>
           <w:rStyle w:val="VerbatimChar"/>
         </w:rPr>
-        <w:t xml:space="preserve">##               22               19               18               21               15               20               18 </w:t>
-      </w:r>
-      <w:r>
-        <w:br/>
-      </w:r>
-      <w:r>
-        <w:rPr>
-          <w:rStyle w:val="VerbatimChar"/>
-        </w:rPr>
-        <w:t xml:space="preserve">## 7.31176470588235 </w:t>
-      </w:r>
-      <w:r>
-        <w:br/>
-      </w:r>
-      <w:r>
-        <w:rPr>
-          <w:rStyle w:val="VerbatimChar"/>
-        </w:rPr>
-        <w:t xml:space="preserve">##               17</w:t>
+        <w:t xml:space="preserve">##               22               19               18               21               15               20               18               17</w:t>
       </w:r>
     </w:p>
     <w:p>
